--- a/MD-Samiul-Alam-Sumel-Project-CV.docx
+++ b/MD-Samiul-Alam-Sumel-Project-CV.docx
@@ -27,7 +27,7 @@
           <w:color w:val="B8862A"/>
           <w:sz w:val="23"/>
         </w:rPr>
-        <w:t>Product Engineer for Real-World Operations — Freelance &amp; Remote</w:t>
+        <w:t>Port &amp; Logistics Operations Specialist — Business Systems &amp; Automation</w:t>
       </w:r>
     </w:p>
     <w:p>
@@ -155,7 +155,7 @@
           <w:color w:val="2A2A2A"/>
           <w:sz w:val="18"/>
         </w:rPr>
-        <w:t>Describe the workflow and where it breaks down — I ask questions until the requirement is clear and written down, using 12+ years of port operations experience to judge what actually fits, then design, build, and deploy the solution: frontend independently, backend/data work with AI-assisted development (Claude Code). For a company or industry, the goal is usually the same: find the manual step in a process that already runs — a paper form, a shared spreadsheet, a hand calculation — and replace it with a deployed tool the whole team can use. Every build gets manually tested against the real business rules and explained back before I call it done. A Product Engineer for Real-World Operations (React/Next.js, Node.js/Express, MongoDB) who worked through a large part of an intensive full-stack curriculum, backed by 3 live web apps built for real daily use, not demos, and publicly verifiable on GitHub. Available for freelance and contract work worldwide, no time zone constraints.</w:t>
+        <w:t>Describe the workflow and where it breaks down — I ask questions until the requirement is clear and written down, using 12+ years of port operations experience to judge what actually fits, then design, build, and deploy the solution: frontend independently, backend/data work with AI-assisted development (Claude Code). For a company or industry, the goal is usually the same: find the manual step in a process that already runs — a paper form, a shared spreadsheet, a hand calculation — and replace it with a deployed tool the whole team can use. Every build gets manually tested against the real business rules and explained back before I call it done. A port and logistics operations specialist who builds business systems with AI-assisted development, backed by 3 web apps built for real daily use, not demos. Available for freelance and contract work worldwide, no time zone constraints.</w:t>
       </w:r>
     </w:p>
     <w:p>
@@ -198,7 +198,7 @@
           <w:color w:val="2A2A2A"/>
           <w:sz w:val="19"/>
         </w:rPr>
-        <w:t>React/Next.js on the frontend, Node.js/Express + MongoDB on the backend — REST APIs, JWT/Firebase authentication, and Stripe payments when the job needs them. Scope starts from a written, agreed requirement, not a guess.</w:t>
+        <w:t>Web apps in vanilla JavaScript, with Cloudflare Pages / Workers where shared data is needed. Scope starts from a written, agreed requirement, not a guess.</w:t>
       </w:r>
     </w:p>
     <w:p>
@@ -211,7 +211,7 @@
           <w:color w:val="B8862A"/>
           <w:sz w:val="18"/>
         </w:rPr>
-        <w:t>✓ 3 apps in daily production use (vanilla JS + Cloudflare Workers); React/Next.js via World Kitchen Atlas, Node/MongoDB backend via AI-assisted development.</w:t>
+        <w:t>✓ 3 operational apps in use (vanilla JS + Cloudflare Workers); Next.js static export via World Kitchen Atlas.</w:t>
       </w:r>
     </w:p>
     <w:p>
@@ -278,7 +278,7 @@
           <w:color w:val="2A2A2A"/>
           <w:sz w:val="19"/>
         </w:rPr>
-        <w:t>Turning paper-based or Excel-based port and logistics workflows — wharfrent billing, overtime payroll, cargo/vehicle tracking — into deployed, team-wide web tools, backed by first-hand operational knowledge.</w:t>
+        <w:t>Turning paper-based or Excel-based port and logistics workflows — wharfrent billing, overtime billing, cargo/vehicle tracking — into deployed, team-wide web tools, backed by first-hand operational knowledge.</w:t>
       </w:r>
     </w:p>
     <w:p>
@@ -540,7 +540,7 @@
           <w:color w:val="2A2A2A"/>
           <w:sz w:val="18"/>
         </w:rPr>
-        <w:t>Real-time advance wharfrent calculator: slab-based charge computation, VAT and levy calculation, inside/outside cargo split, hoisting charge auto-calculation, print-ready A4 output. Actively used by C&amp;F agents at Mongla Port daily.</w:t>
+        <w:t>Real-time advance wharfrent calculator: slab-based charge computation, VAT and levy calculation, inside/outside cargo split, hoisting charge auto-calculation, print-ready A4 output. Used at the billing counter to check charges before final submission.</w:t>
       </w:r>
     </w:p>
     <w:p>
@@ -686,7 +686,7 @@
           <w:color w:val="2A2A2A"/>
           <w:sz w:val="18"/>
         </w:rPr>
-        <w:t>Staff enters an employee profile once; the system generates the complete final OT bill instantly with correct hourly rate, cumulative date-wise OT calculation, and A4 print-ready output. Reduced billing cycle time from hours to minutes.</w:t>
+        <w:t>Staff enters an employee profile once; the system generates the complete final OT bill instantly with correct hourly rate, cumulative date-wise OT calculation, and A4 print-ready output.</w:t>
       </w:r>
     </w:p>
     <w:p>
@@ -1101,7 +1101,7 @@
           <w:color w:val="2A2A2A"/>
           <w:sz w:val="19"/>
         </w:rPr>
-        <w:t>Port billing &amp; tariff systems, wharfrent/VAT/levy calculation, cargo &amp; vessel tracking, C&amp;F agent workflows, customs/regulatory compliance context</w:t>
+        <w:t>Port billing, wharf-rent / VAT / levy calculation, cargo and vehicle tracking, container tallying and statistics, C&amp;F agent workflows, customs-related reporting</w:t>
       </w:r>
     </w:p>
     <w:p>
@@ -1122,7 +1122,7 @@
           <w:color w:val="2A2A2A"/>
           <w:sz w:val="19"/>
         </w:rPr>
-        <w:t>HTML5 (Semantic), CSS3, Responsive Design, Tailwind CSS, DaisyUI, JavaScript (ES6+), DOM &amp; Events, Fetch &amp; Promises / Async-Await, Array/Object Methods, ES Modules</w:t>
+        <w:t>HTML5 (semantic), CSS3, responsive design, JavaScript (ES6+), PWA / offline-first, Chart.js, Tailwind CSS</w:t>
       </w:r>
     </w:p>
     <w:p>
@@ -1136,14 +1136,14 @@
           <w:color w:val="1E3A5F"/>
           <w:sz w:val="19"/>
         </w:rPr>
-        <w:t xml:space="preserve">React &amp; Next.js:  </w:t>
+        <w:t xml:space="preserve">Building with (OpsFlow, in development):  </w:t>
       </w:r>
       <w:r>
         <w:rPr>
           <w:color w:val="2A2A2A"/>
           <w:sz w:val="19"/>
         </w:rPr>
-        <w:t>Own: React (Hooks, Context), React Router, React Hook Form. AI-assisted: TanStack Query, Axios (incl. Interceptors), Next.js App Router, NextAuth</w:t>
+        <w:t>TypeScript, React, Vite, Hono, Zod, Cloudflare Workers + D1 (SQL), Vitest, GitHub Actions</w:t>
       </w:r>
     </w:p>
     <w:p>
@@ -1157,14 +1157,14 @@
           <w:color w:val="1E3A5F"/>
           <w:sz w:val="19"/>
         </w:rPr>
-        <w:t xml:space="preserve">Backend, Data &amp; Deployment:  </w:t>
+        <w:t xml:space="preserve">Deployment &amp; Tooling:  </w:t>
       </w:r>
       <w:r>
         <w:rPr>
           <w:color w:val="2A2A2A"/>
           <w:sz w:val="19"/>
         </w:rPr>
-        <w:t>Own: Git &amp; GitHub (Branching, PRs), deployment (Cloudflare Pages/Firebase/Netlify). AI-assisted: Node.js &amp; Express, REST APIs (CRUD), MongoDB (Atlas), Aggregation Pipeline, JWT Auth, Firebase Auth &amp; Admin SDK, Next.js API Routes, Stripe Payments, Pagination &amp; Search</w:t>
+        <w:t>Cloudflare Pages / Workers, Firebase Auth / Firestore, Git &amp; GitHub (branching, PRs), Node.js test runner, Claude Code (AI-assisted development). Learning: Node.js / Express depth</w:t>
       </w:r>
     </w:p>
     <w:p>
@@ -1185,7 +1185,7 @@
           <w:color w:val="2A2A2A"/>
           <w:sz w:val="19"/>
         </w:rPr>
-        <w:t>Bash Scripting, Linux Administration (Ubuntu), systemd, Cron &amp; Timers, Monitoring &amp; Alerting Scripts</w:t>
+        <w:t>Daily Ubuntu use; Bash scripting practice (public repos on GitHub)</w:t>
       </w:r>
     </w:p>
     <w:p>
@@ -1215,7 +1215,7 @@
           <w:color w:val="2A2A2A"/>
           <w:sz w:val="19"/>
         </w:rPr>
-        <w:t>12+ years of professional experience at Mongla Port Authority — Senior Outdoor Assistant, Port Operations &amp; IT Systems (Nov 2017 – Present); Junior Outdoor Assistant, Port &amp; Terminal Operations (Nov 2013 – Nov 2017). Wharfrent billing, terminal operations, cargo dwell time management, and C&amp;F agent coordination — a track record of discipline and reliability, not just technical skill.</w:t>
+        <w:t>12+ years of professional experience at Mongla Port Authority — Senior Outdoor Assistant, Revenue Branch, Traffic Department (Nov 2017 – Present); Junior Outdoor Assistant, Port &amp; Terminal Operations (Nov 2013 – Nov 2017). Wharfrent billing, terminal operations, cargo dwell time management, and C&amp;F agent coordination — a track record of discipline and reliability, not just technical skill.</w:t>
       </w:r>
     </w:p>
     <w:p>

--- a/MD-Samiul-Alam-Sumel-Project-CV.docx
+++ b/MD-Samiul-Alam-Sumel-Project-CV.docx
@@ -27,7 +27,7 @@
           <w:color w:val="B8862A"/>
           <w:sz w:val="23"/>
         </w:rPr>
-        <w:t>Port &amp; Logistics Operations Specialist — Business Systems &amp; Automation</w:t>
+        <w:t>Business Process Automation Specialist — Web Systems &amp; Internal Tools</w:t>
       </w:r>
     </w:p>
     <w:p>
@@ -155,7 +155,7 @@
           <w:color w:val="2A2A2A"/>
           <w:sz w:val="18"/>
         </w:rPr>
-        <w:t>Describe the workflow and where it breaks down — I ask questions until the requirement is clear and written down, using 12+ years of port operations experience to judge what actually fits, then design, build, and deploy the solution: frontend independently, backend/data work with AI-assisted development (Claude Code). For a company or industry, the goal is usually the same: find the manual step in a process that already runs — a paper form, a shared spreadsheet, a hand calculation — and replace it with a deployed tool the whole team can use. Every build gets manually tested against the real business rules and explained back before I call it done. A port and logistics operations specialist who builds business systems with AI-assisted development, backed by 3 web apps built for real daily use, not demos. Available for freelance and contract work worldwide, no time zone constraints.</w:t>
+        <w:t>Describe the workflow and where it breaks down — I ask questions until the requirement is clear and written down, using 12+ years of port operations experience to judge what actually fits, then design, build, and deploy the solution: frontend independently, backend/data work with AI-assisted development (Claude Code). For a company or industry, the goal is usually the same: find the manual step in a process that already runs — a paper form, a shared spreadsheet, a hand calculation — and replace it with a deployed tool the whole team can use. Every build gets manually tested against the real business rules and explained back before I call it done. A business process automation specialist who builds web systems with AI-assisted development, backed by 3 web apps built for real daily use, not demos. Available for freelance and contract work worldwide, no time zone constraints.</w:t>
       </w:r>
     </w:p>
     <w:p>
@@ -264,7 +264,7 @@
           <w:color w:val="1E3A5F"/>
           <w:sz w:val="20"/>
         </w:rPr>
-        <w:t>Port &amp; Logistics Workflow Digitisation</w:t>
+        <w:t>Operations Workflow Digitisation</w:t>
       </w:r>
     </w:p>
     <w:p>
@@ -278,7 +278,7 @@
           <w:color w:val="2A2A2A"/>
           <w:sz w:val="19"/>
         </w:rPr>
-        <w:t>Turning paper-based or Excel-based port and logistics workflows — wharfrent billing, overtime billing, cargo/vehicle tracking — into deployed, team-wide web tools, backed by first-hand operational knowledge.</w:t>
+        <w:t>Turning paper-based or Excel-based operational workflows — wharfrent billing, overtime billing, cargo/vehicle tracking — into deployed, team-wide web tools, backed by first-hand operational knowledge.</w:t>
       </w:r>
     </w:p>
     <w:p>

--- a/MD-Samiul-Alam-Sumel-Project-CV.docx
+++ b/MD-Samiul-Alam-Sumel-Project-CV.docx
@@ -27,7 +27,7 @@
           <w:color w:val="B8862A"/>
           <w:sz w:val="23"/>
         </w:rPr>
-        <w:t>Business Process Automation Specialist — Web Systems &amp; Internal Tools</w:t>
+        <w:t>Web Developer — Business Systems &amp; Workflow Automation</w:t>
       </w:r>
     </w:p>
     <w:p>
@@ -155,7 +155,7 @@
           <w:color w:val="2A2A2A"/>
           <w:sz w:val="18"/>
         </w:rPr>
-        <w:t>Describe the workflow and where it breaks down — I ask questions until the requirement is clear and written down, using 12+ years of port operations experience to judge what actually fits, then design, build, and deploy the solution: frontend independently, backend/data work with AI-assisted development (Claude Code). For a company or industry, the goal is usually the same: find the manual step in a process that already runs — a paper form, a shared spreadsheet, a hand calculation — and replace it with a deployed tool the whole team can use. Every build gets manually tested against the real business rules and explained back before I call it done. A business process automation specialist who builds web systems with AI-assisted development, backed by 3 web apps built for real daily use, not demos. Available for freelance and contract work worldwide, no time zone constraints.</w:t>
+        <w:t>Describe the workflow and where it breaks down — I ask questions until the requirement is clear and written down, using 12+ years of port operations experience to judge what actually fits, then design, build, and deploy the solution: frontend independently, backend/data work with AI-assisted development (Claude Code). For a company or industry, the goal is usually the same: find the manual step in a process that already runs — a paper form, a shared spreadsheet, a hand calculation — and replace it with a deployed tool the whole team can use. Every build gets manually tested against the real business rules and explained back before I call it done. A web developer who specialises in business process automation and builds web systems with AI-assisted development, backed by 3 web apps built for real daily use, not demos. Available for freelance and contract work worldwide, no time zone constraints.</w:t>
       </w:r>
     </w:p>
     <w:p>

--- a/MD-Samiul-Alam-Sumel-Project-CV.docx
+++ b/MD-Samiul-Alam-Sumel-Project-CV.docx
@@ -155,7 +155,7 @@
           <w:color w:val="2A2A2A"/>
           <w:sz w:val="18"/>
         </w:rPr>
-        <w:t>Describe the workflow and where it breaks down — I ask questions until the requirement is clear and written down, using 12+ years of port operations experience to judge what actually fits, then design, build, and deploy the solution: frontend independently, backend/data work with AI-assisted development (Claude Code). For a company or industry, the goal is usually the same: find the manual step in a process that already runs — a paper form, a shared spreadsheet, a hand calculation — and replace it with a deployed tool the whole team can use. Every build gets manually tested against the real business rules and explained back before I call it done. A web developer who specialises in business process automation and builds web systems with AI-assisted development, backed by 3 web apps built for real daily use, not demos. Available for freelance and contract work worldwide, no time zone constraints.</w:t>
+        <w:t>Describe the workflow and where it breaks down. I ask questions until the requirement is clear and written down, using 12+ years of port operations experience to judge what actually fits, then design, build and deploy the solution, with AI-assisted development (Claude Code) as a productivity tool. The goal is usually the same in any industry: find the manual step in a process that already runs, whether a paper form, a shared spreadsheet or a hand calculation, and replace it with a deployed tool the whole team can use. Every build is tested against the real rules before I call it done. Backed by three web apps built for real daily use, not demos. Based in Mongla, Bangladesh (UTC+6) and available for freelance and contract work worldwide, with flexible hours.</w:t>
       </w:r>
     </w:p>
     <w:p>
@@ -184,7 +184,7 @@
           <w:color w:val="1E3A5F"/>
           <w:sz w:val="20"/>
         </w:rPr>
-        <w:t>Full-Stack Web Apps</w:t>
+        <w:t>Billing &amp; Calculation Tools</w:t>
       </w:r>
     </w:p>
     <w:p>
@@ -198,7 +198,7 @@
           <w:color w:val="2A2A2A"/>
           <w:sz w:val="19"/>
         </w:rPr>
-        <w:t>Web apps in vanilla JavaScript, with Cloudflare Pages / Workers where shared data is needed. Scope starts from a written, agreed requirement, not a guess.</w:t>
+        <w:t>Calculators that apply your rules in a fixed order and print the bill: slabs, tariffs, VAT and levies. Built after walking through exactly how the numbers are supposed to work with the people who use them.</w:t>
       </w:r>
     </w:p>
     <w:p>
@@ -211,7 +211,7 @@
           <w:color w:val="B8862A"/>
           <w:sz w:val="18"/>
         </w:rPr>
-        <w:t>✓ 3 operational apps in use (vanilla JS + Cloudflare Workers); Next.js static export via World Kitchen Atlas.</w:t>
+        <w:t>✓ Port Billing System: rules covered by automated tests and compared against real bills.</w:t>
       </w:r>
     </w:p>
     <w:p>
@@ -224,7 +224,7 @@
           <w:color w:val="1E3A5F"/>
           <w:sz w:val="20"/>
         </w:rPr>
-        <w:t>Billing &amp; Tracking Dashboards</w:t>
+        <w:t>Tracking &amp; Reporting Systems</w:t>
       </w:r>
     </w:p>
     <w:p>
@@ -238,7 +238,7 @@
           <w:color w:val="2A2A2A"/>
           <w:sz w:val="19"/>
         </w:rPr>
-        <w:t>Custom billing calculators, tracking dashboards, and operational tools — the same kind of tool built to solve real problems at my own workplace, after talking through exactly how the numbers are supposed to work with the people who use them.</w:t>
+        <w:t>One shared record instead of a personal spreadsheet: daily balances per location, charts, reports, Excel export and a full change history, working offline.</w:t>
       </w:r>
     </w:p>
     <w:p>
@@ -251,7 +251,7 @@
           <w:color w:val="B8862A"/>
           <w:sz w:val="18"/>
         </w:rPr>
-        <w:t>✓ Built for real daily use, not a demo.</w:t>
+        <w:t>✓ CarView: eight locations, seven charts and thirteen report sections, in daily use.</w:t>
       </w:r>
     </w:p>
     <w:p>
@@ -264,7 +264,7 @@
           <w:color w:val="1E3A5F"/>
           <w:sz w:val="20"/>
         </w:rPr>
-        <w:t>Operations Workflow Digitisation</w:t>
+        <w:t>Workflow Automation</w:t>
       </w:r>
     </w:p>
     <w:p>
@@ -278,7 +278,7 @@
           <w:color w:val="2A2A2A"/>
           <w:sz w:val="19"/>
         </w:rPr>
-        <w:t>Turning paper-based or Excel-based operational workflows — wharfrent billing, overtime billing, cargo/vehicle tracking — into deployed, team-wide web tools, backed by first-hand operational knowledge.</w:t>
+        <w:t>Find the step still done by hand and replace it with a deployed tool the whole team uses, not a one-off script.</w:t>
       </w:r>
     </w:p>
     <w:p>
@@ -291,7 +291,7 @@
           <w:color w:val="B8862A"/>
           <w:sz w:val="18"/>
         </w:rPr>
-        <w:t>✓ Proven with 3 tools converted from manual/Excel processes.</w:t>
+        <w:t>✓ OT Bill Automation replaced a manual overtime-bill calculation and is in daily use.</w:t>
       </w:r>
     </w:p>
     <w:p>
@@ -304,7 +304,7 @@
           <w:color w:val="1E3A5F"/>
           <w:sz w:val="20"/>
         </w:rPr>
-        <w:t>Manual Process Automation</w:t>
+        <w:t>Websites &amp; Web Apps</w:t>
       </w:r>
     </w:p>
     <w:p>
@@ -318,7 +318,7 @@
           <w:color w:val="2A2A2A"/>
           <w:sz w:val="19"/>
         </w:rPr>
-        <w:t>For any company or industry: map how a process actually runs today, find the step still done by hand, and replace it with a deployed tool the whole team can use, not just a one-off script.</w:t>
+        <w:t>Business sites, portfolios, content platforms and small web apps, built from a written requirement and tested end to end.</w:t>
       </w:r>
     </w:p>
     <w:p>
@@ -331,47 +331,7 @@
           <w:color w:val="B8862A"/>
           <w:sz w:val="18"/>
         </w:rPr>
-        <w:t>✓ portbill, otbill, and carview each replaced a specific manual step and are still in daily use.</w:t>
-      </w:r>
-    </w:p>
-    <w:p>
-      <w:pPr>
-        <w:spacing w:before="120" w:after="20"/>
-      </w:pPr>
-      <w:r>
-        <w:rPr>
-          <w:b/>
-          <w:color w:val="1E3A5F"/>
-          <w:sz w:val="20"/>
-        </w:rPr>
-        <w:t>Website Design &amp; Build (AI-Assisted)</w:t>
-      </w:r>
-    </w:p>
-    <w:p>
-      <w:pPr>
-        <w:spacing w:after="20" w:line="252" w:lineRule="auto"/>
-        <w:jc w:val="both"/>
-      </w:pPr>
-      <w:r>
-        <w:rPr>
-          <w:i w:val="0"/>
-          <w:color w:val="2A2A2A"/>
-          <w:sz w:val="19"/>
-        </w:rPr>
-        <w:t>Marketing sites, portfolios, and small business websites — designed, built, and deployed using the same AI-assisted workflow behind every project here: a written requirement first, then a build tested end to end and explainable line by line.</w:t>
-      </w:r>
-    </w:p>
-    <w:p>
-      <w:pPr>
-        <w:spacing w:after="60" w:line="252" w:lineRule="auto"/>
-      </w:pPr>
-      <w:r>
-        <w:rPr>
-          <w:i/>
-          <w:color w:val="B8862A"/>
-          <w:sz w:val="18"/>
-        </w:rPr>
-        <w:t>✓ This CV's own portfolio site is the proof — built, tested, and shipped with AI-assisted development, deployed on Cloudflare Pages.</w:t>
+        <w:t>✓ World Kitchen Atlas, English Mastery and this portfolio are live; Anchora Commerce shows a full store build (source only).</w:t>
       </w:r>
     </w:p>
     <w:p>
@@ -402,7 +362,7 @@
           <w:color w:val="2A2A2A"/>
           <w:sz w:val="18"/>
         </w:rPr>
-        <w:t>No time zone constraints — any schedule, worldwide.</w:t>
+        <w:t>Based in Mongla, Bangladesh (UTC+6); flexible hours and async-friendly across time zones.</w:t>
       </w:r>
     </w:p>
     <w:p>
@@ -447,7 +407,7 @@
           <w:color w:val="2A2A2A"/>
           <w:sz w:val="18"/>
         </w:rPr>
-        <w:t>Every past project is publicly verifiable before you hire.</w:t>
+        <w:t>Live projects and case studies are public, so the work can be checked before you hire.</w:t>
       </w:r>
     </w:p>
     <w:p>
@@ -476,7 +436,7 @@
           <w:color w:val="1E3A5F"/>
           <w:sz w:val="20"/>
         </w:rPr>
-        <w:t>Port Billing Calculator</w:t>
+        <w:t>Port Billing System</w:t>
       </w:r>
       <w:r>
         <w:rPr>
@@ -526,7 +486,7 @@
           <w:color w:val="5A5A5A"/>
           <w:sz w:val="18"/>
         </w:rPr>
-        <w:t>Problem: Port billing system creates permanent entries — C&amp;F agents had no way to estimate wharfrent charges before committing, causing billing disputes, excessive dwell time, and repeated counter visits.</w:t>
+        <w:t>Problem: C&amp;F agents, importers and shipping agents kept asking what a bill would be. The port's billing system makes permanent entries, so they could not check wharf rent before committing, and revenue staff worked each estimate out by hand or in Excel, causing billing disputes, longer cargo dwell time and repeat counter visits.</w:t>
       </w:r>
     </w:p>
     <w:p>
@@ -540,7 +500,7 @@
           <w:color w:val="2A2A2A"/>
           <w:sz w:val="18"/>
         </w:rPr>
-        <w:t>Real-time advance wharfrent calculator: slab-based charge computation, VAT and levy calculation, inside/outside cargo split, hoisting charge auto-calculation, print-ready A4 output. Used at the billing counter to check charges before final submission.</w:t>
+        <w:t>Advance bill calculator that applies the port's rules in a fixed order: slab-based wharf rent, river dues, landing, removal, weighment and hoisting added to the base, VAT on the base, then levy; inside/outside storage totalled separately. Saved bills with search, a dashboard and a print-ready A4 invoice. The rules run in the browser, so estimates work offline; slab, VAT and rounding rules are covered by automated tests and were compared against real bills. Used daily at the billing counter.</w:t>
       </w:r>
     </w:p>
     <w:p>
@@ -554,7 +514,7 @@
           <w:color w:val="5A5A5A"/>
           <w:sz w:val="17"/>
         </w:rPr>
-        <w:t>Tech: JavaScript, HTML/CSS, Cloudflare Pages, PWA, Print Output</w:t>
+        <w:t>Tech: JavaScript, HTML/CSS, Cloudflare Pages &amp; Worker, PWA, Automated Tests, A4 Print</w:t>
       </w:r>
     </w:p>
     <w:p>
@@ -567,7 +527,7 @@
           <w:color w:val="1E3A5F"/>
           <w:sz w:val="20"/>
         </w:rPr>
-        <w:t>Daily Car Balance &amp; Location Tracking System ("carview")</w:t>
+        <w:t>Vehicle Tracking / CarView</w:t>
       </w:r>
       <w:r>
         <w:rPr>
@@ -599,7 +559,7 @@
           <w:color w:val="5A5A5A"/>
           <w:sz w:val="18"/>
         </w:rPr>
-        <w:t>Problem: Vehicle positions across warehouse, shed, and yard were recorded in one person's personal Excel file — invisible to all other staff, creating bottlenecks and dependency on a single individual.</w:t>
+        <w:t>Problem: Vehicle positions across warehouse, shed and yard were recorded in one person's Excel file, invisible to everyone else. When that person was unavailable, the whole team lost visibility.</w:t>
       </w:r>
     </w:p>
     <w:p>
@@ -613,7 +573,7 @@
           <w:color w:val="2A2A2A"/>
           <w:sz w:val="18"/>
         </w:rPr>
-        <w:t>Offline-first PWA tracking 8 port locations, with Cloudflare Worker + private GitHub repo sync, a Chart.js analytics dashboard (7 charts + KPIs), 13 report sections, and Excel export. Built for Mongla Port Authority's Traffic Department.</w:t>
+        <w:t>Offline-first installable web app tracking eight storage locations, with daily receipts, deliveries, transfers and running balances; a Cloudflare Worker writes to a private GitHub repo so every save is a version-controlled commit. Seven charts, thirteen report sections and Excel export. Built for the Traffic Department and used daily. It records quantities and movements; it is not GPS tracking.</w:t>
       </w:r>
     </w:p>
     <w:p>
@@ -627,7 +587,7 @@
           <w:color w:val="5A5A5A"/>
           <w:sz w:val="17"/>
         </w:rPr>
-        <w:t>Tech: PWA, Cloudflare Worker, Chart.js, GitHub Sync, Excel Export</w:t>
+        <w:t>Tech: PWA, Cloudflare Worker, Chart.js, GitHub-backed data, Excel Export</w:t>
       </w:r>
     </w:p>
     <w:p>
@@ -640,7 +600,7 @@
           <w:color w:val="1E3A5F"/>
           <w:sz w:val="20"/>
         </w:rPr>
-        <w:t>OT Bill Management System</w:t>
+        <w:t>OT Bill Management / Automation</w:t>
       </w:r>
       <w:r>
         <w:rPr>
@@ -672,7 +632,7 @@
           <w:color w:val="5A5A5A"/>
           <w:sz w:val="18"/>
         </w:rPr>
-        <w:t>Problem: Overtime billing was a fully manual Excel process — multi-step hourly rate calculations and final bill generation done by hand every cycle.</w:t>
+        <w:t>Problem: Overtime billing was a repetitive manual calculation: find the employee's pay, work out an hourly rate, add up the hours day by day, then produce the bill in the required format. Errors were easy to make and hard to spot.</w:t>
       </w:r>
     </w:p>
     <w:p>
@@ -686,7 +646,7 @@
           <w:color w:val="2A2A2A"/>
           <w:sz w:val="18"/>
         </w:rPr>
-        <w:t>Staff enters an employee profile once; the system generates the complete final OT bill instantly with correct hourly rate, cumulative date-wise OT calculation, and A4 print-ready output.</w:t>
+        <w:t>Staff enter an employee profile once; the system prepares the overtime bill from daily hours, applies the rate rule automatically (basic pay divided by 104, rounded up) and prints a bill on A4, with an all-bills view and a dashboard. It is overtime billing, not payroll.</w:t>
       </w:r>
     </w:p>
     <w:p>
@@ -700,7 +660,7 @@
           <w:color w:val="5A5A5A"/>
           <w:sz w:val="17"/>
         </w:rPr>
-        <w:t>Tech: JavaScript, Employee DB, Auto-Calc, A4 Print, Cloudflare Pages</w:t>
+        <w:t>Tech: JavaScript, Employee records, Auto-calculation, A4 Print, Cloudflare Pages</w:t>
       </w:r>
     </w:p>
     <w:p>
@@ -713,7 +673,7 @@
           <w:color w:val="1E3A5F"/>
           <w:sz w:val="20"/>
         </w:rPr>
-        <w:t>Client Intake Form</w:t>
+        <w:t>OpsFlow (in development)</w:t>
       </w:r>
       <w:r>
         <w:rPr>
@@ -730,7 +690,7 @@
             <w:color w:val="B8862A"/>
             <w:sz w:val="17.6"/>
           </w:rPr>
-          <w:t>Live</w:t>
+          <w:t>Early build</w:t>
         </w:r>
       </w:hyperlink>
       <w:r>
@@ -748,7 +708,7 @@
             <w:color w:val="B8862A"/>
             <w:sz w:val="17.6"/>
           </w:rPr>
-          <w:t>GitHub</w:t>
+          <w:t>Case study</w:t>
         </w:r>
       </w:hyperlink>
     </w:p>
@@ -763,7 +723,7 @@
           <w:color w:val="5A5A5A"/>
           <w:sz w:val="18"/>
         </w:rPr>
-        <w:t>Problem: Collecting project requirements from a client over email or chat is unstructured — details get missed, wasting time on both sides.</w:t>
+        <w:t>Problem: Transport and logistics firms run orders, trips, invoices and payments across Excel, WhatsApp and manual records.</w:t>
       </w:r>
     </w:p>
     <w:p>
@@ -777,7 +737,7 @@
           <w:color w:val="2A2A2A"/>
           <w:sz w:val="18"/>
         </w:rPr>
-        <w:t>Project requirement intake form — 18 structured sections, a serverless submission API, and a password-protected admin dashboard that tracks each lead from New to Won/Lost, with the client's own email app as a fallback.</w:t>
+        <w:t>Multi-tenant operations software, built in stages. Implemented: tenant-isolated accounts and roles, customer, route and rate-card data, fleet records and quotations. In development: orders and trips. Planned: invoices, payments, outstanding balances and reports. Private repository; an early build, not a live product.</w:t>
       </w:r>
     </w:p>
     <w:p>
@@ -791,7 +751,7 @@
           <w:color w:val="5A5A5A"/>
           <w:sz w:val="17"/>
         </w:rPr>
-        <w:t>Tech: JavaScript, HTML/CSS, Cloudflare Pages Functions, GitHub API</w:t>
+        <w:t>Tech: TypeScript, React, Vite, Hono, Zod, Cloudflare Workers + D1, Vitest, GitHub Actions</w:t>
       </w:r>
     </w:p>
     <w:p>
@@ -804,7 +764,7 @@
           <w:color w:val="1E3A5F"/>
           <w:sz w:val="20"/>
         </w:rPr>
-        <w:t>SalahSync</w:t>
+        <w:t>Client Intake Form</w:t>
       </w:r>
       <w:r>
         <w:rPr>
@@ -854,7 +814,7 @@
           <w:color w:val="5A5A5A"/>
           <w:sz w:val="18"/>
         </w:rPr>
-        <w:t>Problem: A static printed daily-routine sheet couldn't adapt when Fajr time or office hours shifted, and couldn't track whether a prayer was actually made in jamaah, alone, or missed.</w:t>
+        <w:t>Problem: Collecting project requirements from a client over email or chat is unstructured: details get missed, and without a written scope, what was agreed becomes a dispute later.</w:t>
       </w:r>
     </w:p>
     <w:p>
@@ -868,7 +828,7 @@
           <w:color w:val="2A2A2A"/>
           <w:sz w:val="18"/>
         </w:rPr>
-        <w:t>Offline-first installable PWA: set Fajr time/location and office hours once, and the full day's schedule (Tahajjud through sleep) recalculates itself, with a prayer/amal tracker, streaks, and offline solar prayer-time calculation — no API dependency. Personal daily-use tool, bilingual Bangla/English UI.</w:t>
+        <w:t>Project requirement intake form: 18 structured sections that adapt to the project type, a serverless submission API, and a password-protected admin dashboard that tracks each lead from New to Won/Lost, with the client's own email app as a fallback.</w:t>
       </w:r>
     </w:p>
     <w:p>
@@ -882,7 +842,7 @@
           <w:color w:val="5A5A5A"/>
           <w:sz w:val="17"/>
         </w:rPr>
-        <w:t>Tech: PWA, Offline-First, Vanilla JS, i18n</w:t>
+        <w:t>Tech: JavaScript, HTML/CSS, Cloudflare Pages Functions, GitHub API</w:t>
       </w:r>
     </w:p>
     <w:p>
@@ -895,7 +855,7 @@
           <w:color w:val="1E3A5F"/>
           <w:sz w:val="20"/>
         </w:rPr>
-        <w:t>World Kitchen Atlas</w:t>
+        <w:t>SalahSync</w:t>
       </w:r>
       <w:r>
         <w:rPr>
@@ -945,7 +905,7 @@
           <w:color w:val="5A5A5A"/>
           <w:sz w:val="18"/>
         </w:rPr>
-        <w:t>Problem: Most recipe content online skips real culinary history, and asserts uncertain food history as settled fact rather than acknowledging what isn't actually confirmed.</w:t>
+        <w:t>Problem: A printed daily-routine sheet couldn't adapt when Fajr time or office hours shifted, or record whether a prayer was made in jamaah, alone, or missed.</w:t>
       </w:r>
     </w:p>
     <w:p>
@@ -959,7 +919,7 @@
           <w:color w:val="2A2A2A"/>
           <w:sz w:val="18"/>
         </w:rPr>
-        <w:t>Next.js static-export culinary encyclopedia on Cloudflare Pages: continent -&gt; country -&gt; dish browsing, client-side search, and a per-dish confidence rating instead of presenting every entry as equally certain. Cloudflare Worker proxies a private GitHub data repo, admin CRUD, and a Durable-Object-backed visit counter. Asia live (7 countries, 295 dishes); other continents planned.</w:t>
+        <w:t>Offline-first installable PWA: set Fajr time and office hours once and the day's schedule recalculates, with a prayer tracker, streaks and offline solar prayer-time calculation (no API). Personal daily-use tool, bilingual UI.</w:t>
       </w:r>
     </w:p>
     <w:p>
@@ -973,7 +933,7 @@
           <w:color w:val="5A5A5A"/>
           <w:sz w:val="17"/>
         </w:rPr>
-        <w:t>Tech: Next.js, TypeScript, Cloudflare Worker, Static Export</w:t>
+        <w:t>Tech: PWA, Offline-First, Vanilla JS, i18n</w:t>
       </w:r>
     </w:p>
     <w:p>
@@ -986,7 +946,7 @@
           <w:color w:val="1E3A5F"/>
           <w:sz w:val="20"/>
         </w:rPr>
-        <w:t>English Mastery</w:t>
+        <w:t>World Kitchen Atlas</w:t>
       </w:r>
       <w:r>
         <w:rPr>
@@ -1036,7 +996,7 @@
           <w:color w:val="5A5A5A"/>
           <w:sz w:val="18"/>
         </w:rPr>
-        <w:t>Problem: English-reading material online is usually a loose pile of pages with no level structure, so a learner can't tell where they are or what to read next.</w:t>
+        <w:t>Problem: Most recipe content online is thin, and states uncertain food history as settled fact.</w:t>
       </w:r>
     </w:p>
     <w:p>
@@ -1050,7 +1010,98 @@
           <w:color w:val="2A2A2A"/>
           <w:sz w:val="18"/>
         </w:rPr>
-        <w:t>Content-driven learning platform: 88 reading lessons across 9 skill levels with 87 paired writing tasks and speaking drills. A Node build script validates every Markdown lesson against a schema and generates the whole static site, so adding a lesson is a one-file change. Zero-framework HTML/CSS/vanilla JS output, GitHub Actions CI, auto-deployed to Cloudflare Pages.</w:t>
+        <w:t>Next.js static-export culinary encyclopedia on Cloudflare Pages: continent -&gt; country -&gt; dish browsing, client-side search, and a per-dish confidence rating. A Cloudflare Worker proxies a private GitHub data repo, with admin CRUD and a Durable-Object-backed visit counter. 295 dish pages across 7 Asian countries; other continents planned.</w:t>
+      </w:r>
+    </w:p>
+    <w:p>
+      <w:pPr>
+        <w:spacing w:after="60" w:line="252" w:lineRule="auto"/>
+        <w:jc w:val="both"/>
+      </w:pPr>
+      <w:r>
+        <w:rPr>
+          <w:i/>
+          <w:color w:val="5A5A5A"/>
+          <w:sz w:val="17"/>
+        </w:rPr>
+        <w:t>Tech: Next.js, TypeScript, Cloudflare Worker, Durable Objects, Static Export</w:t>
+      </w:r>
+    </w:p>
+    <w:p>
+      <w:pPr>
+        <w:spacing w:before="80" w:after="20"/>
+      </w:pPr>
+      <w:r>
+        <w:rPr>
+          <w:b/>
+          <w:color w:val="1E3A5F"/>
+          <w:sz w:val="20"/>
+        </w:rPr>
+        <w:t>English Mastery</w:t>
+      </w:r>
+      <w:r>
+        <w:rPr>
+          <w:color w:val="5A5A5A"/>
+          <w:sz w:val="17"/>
+        </w:rPr>
+        <w:t xml:space="preserve">   —   </w:t>
+      </w:r>
+      <w:hyperlink r:id="rId25">
+        <w:r>
+          <w:rPr>
+            <w:rFonts w:ascii="Calibri" w:hAnsi="Calibri"/>
+            <w:u w:val="single"/>
+            <w:color w:val="B8862A"/>
+            <w:sz w:val="17.6"/>
+          </w:rPr>
+          <w:t>Live</w:t>
+        </w:r>
+      </w:hyperlink>
+      <w:r>
+        <w:rPr>
+          <w:color w:val="5A5A5A"/>
+          <w:sz w:val="17"/>
+        </w:rPr>
+        <w:t xml:space="preserve">  |  </w:t>
+      </w:r>
+      <w:hyperlink r:id="rId26">
+        <w:r>
+          <w:rPr>
+            <w:rFonts w:ascii="Calibri" w:hAnsi="Calibri"/>
+            <w:u w:val="single"/>
+            <w:color w:val="B8862A"/>
+            <w:sz w:val="17.6"/>
+          </w:rPr>
+          <w:t>GitHub</w:t>
+        </w:r>
+      </w:hyperlink>
+    </w:p>
+    <w:p>
+      <w:pPr>
+        <w:spacing w:after="20" w:line="252" w:lineRule="auto"/>
+        <w:jc w:val="both"/>
+      </w:pPr>
+      <w:r>
+        <w:rPr>
+          <w:i/>
+          <w:color w:val="5A5A5A"/>
+          <w:sz w:val="18"/>
+        </w:rPr>
+        <w:t>Problem: English-reading material online has no level structure, so a learner can't tell where they are or what to read next.</w:t>
+      </w:r>
+    </w:p>
+    <w:p>
+      <w:pPr>
+        <w:spacing w:after="20" w:line="252" w:lineRule="auto"/>
+        <w:jc w:val="both"/>
+      </w:pPr>
+      <w:r>
+        <w:rPr>
+          <w:i w:val="0"/>
+          <w:color w:val="2A2A2A"/>
+          <w:sz w:val="18"/>
+        </w:rPr>
+        <w:t>Content-driven learning platform: 88 reading lessons across nine skill levels with 87 paired writing tasks and 87 speaking drills. A Node build script validates every Markdown lesson against a schema and generates the static site, so adding a lesson is a one-file change. GitHub Actions CI, auto-deployed to Cloudflare Pages.</w:t>
       </w:r>
     </w:p>
     <w:p>
@@ -1101,7 +1152,7 @@
           <w:color w:val="2A2A2A"/>
           <w:sz w:val="19"/>
         </w:rPr>
-        <w:t>Port billing, wharf-rent / VAT / levy calculation, cargo and vehicle tracking, container tallying and statistics, C&amp;F agent workflows, customs-related reporting</w:t>
+        <w:t>Port billing, wharf-rent / VAT / levy calculation, advance billing estimates, cargo and vehicle tracking, container tallying and statistics, revenue reporting, C&amp;F agent workflows, customs-related reporting</w:t>
       </w:r>
     </w:p>
     <w:p>
@@ -1115,14 +1166,14 @@
           <w:color w:val="1E3A5F"/>
           <w:sz w:val="19"/>
         </w:rPr>
-        <w:t xml:space="preserve">Frontend &amp; JavaScript:  </w:t>
+        <w:t xml:space="preserve">Proven in live projects:  </w:t>
       </w:r>
       <w:r>
         <w:rPr>
           <w:color w:val="2A2A2A"/>
           <w:sz w:val="19"/>
         </w:rPr>
-        <w:t>HTML5 (semantic), CSS3, responsive design, JavaScript (ES6+), PWA / offline-first, Chart.js, Tailwind CSS</w:t>
+        <w:t>HTML5, CSS3, JavaScript (ES6+), PWA / offline-first, Cloudflare Pages &amp; Workers, Firebase Auth &amp; Firestore, Chart.js &amp; Excel export, automated tests, Git &amp; GitHub, React &amp; Next.js, AI-assisted development (Claude Code)</w:t>
       </w:r>
     </w:p>
     <w:p>
@@ -1136,14 +1187,14 @@
           <w:color w:val="1E3A5F"/>
           <w:sz w:val="19"/>
         </w:rPr>
-        <w:t xml:space="preserve">Building with (OpsFlow, in development):  </w:t>
+        <w:t xml:space="preserve">Working knowledge:  </w:t>
       </w:r>
       <w:r>
         <w:rPr>
           <w:color w:val="2A2A2A"/>
           <w:sz w:val="19"/>
         </w:rPr>
-        <w:t>TypeScript, React, Vite, Hono, Zod, Cloudflare Workers + D1 (SQL), Vitest, GitHub Actions</w:t>
+        <w:t>TypeScript, Tailwind CSS &amp; Vite, Hono &amp; Zod APIs, SQL on Cloudflare D1, database design, Vitest &amp; CI/CD (used in OpsFlow, in development)</w:t>
       </w:r>
     </w:p>
     <w:p>
@@ -1157,14 +1208,14 @@
           <w:color w:val="1E3A5F"/>
           <w:sz w:val="19"/>
         </w:rPr>
-        <w:t xml:space="preserve">Deployment &amp; Tooling:  </w:t>
+        <w:t xml:space="preserve">Currently developing:  </w:t>
       </w:r>
       <w:r>
         <w:rPr>
           <w:color w:val="2A2A2A"/>
           <w:sz w:val="19"/>
         </w:rPr>
-        <w:t>Cloudflare Pages / Workers, Firebase Auth / Firestore, Git &amp; GitHub (branching, PRs), Node.js test runner, Claude Code (AI-assisted development). Learning: Node.js / Express depth</w:t>
+        <w:t>Node.js &amp; Express depth, automated testing depth, TypeScript depth</w:t>
       </w:r>
     </w:p>
     <w:p>
@@ -1178,14 +1229,14 @@
           <w:color w:val="1E3A5F"/>
           <w:sz w:val="19"/>
         </w:rPr>
-        <w:t xml:space="preserve">Linux &amp; Automation (self-directed):  </w:t>
+        <w:t xml:space="preserve">Self-directed practice:  </w:t>
       </w:r>
       <w:r>
         <w:rPr>
           <w:color w:val="2A2A2A"/>
           <w:sz w:val="19"/>
         </w:rPr>
-        <w:t>Daily Ubuntu use; Bash scripting practice (public repos on GitHub)</w:t>
+        <w:t>Linux / Ubuntu, Bash scripting, systemd &amp; cron / timers, monitoring scripts (public repos on GitHub)</w:t>
       </w:r>
     </w:p>
     <w:p>
@@ -1206,7 +1257,7 @@
     </w:p>
     <w:p>
       <w:pPr>
-        <w:spacing w:after="120" w:line="252" w:lineRule="auto"/>
+        <w:spacing w:after="80" w:line="252" w:lineRule="auto"/>
         <w:jc w:val="both"/>
       </w:pPr>
       <w:r>
@@ -1215,7 +1266,7 @@
           <w:color w:val="2A2A2A"/>
           <w:sz w:val="19"/>
         </w:rPr>
-        <w:t>12+ years of professional experience at Mongla Port Authority — Senior Outdoor Assistant, Revenue Branch, Traffic Department (Nov 2017 – Present); Junior Outdoor Assistant, Port &amp; Terminal Operations (Nov 2013 – Nov 2017). Wharfrent billing, terminal operations, cargo dwell time management, and C&amp;F agent coordination — a track record of discipline and reliability, not just technical skill.</w:t>
+        <w:t>12+ years at Mongla Port Authority: Senior Outdoor Assistant, Revenue Branch, Traffic Department (Nov 2017 – Present); Junior Outdoor Assistant, Port &amp; Terminal Operations (Nov 2013 – Nov 2017). Billing, revenue reporting, cargo and vehicle tracking, and C&amp;F agent coordination: a record of discipline and reliability, not just technical skill.</w:t>
       </w:r>
     </w:p>
     <w:p>
@@ -1283,7 +1334,7 @@
           <w:color w:val="2A2A2A"/>
           <w:sz w:val="19"/>
         </w:rPr>
-        <w:t>Self-paced study for code comprehension, not a certificate — starting from The Odin Project's Intermediate HTML and CSS course, then Full Stack Open (University of Helsinki): JavaScript fundamentals, Node.js/Express in depth, testing, and Git workflow, built from assignment briefs rather than a course guide.</w:t>
+        <w:t>Self-paced study for code comprehension, not a certificate: The Odin Project, then Full Stack Open (University of Helsinki) for JavaScript, Node.js/Express depth, testing and Git workflow.</w:t>
       </w:r>
     </w:p>
     <w:p>
@@ -1320,7 +1371,7 @@
           <w:color w:val="2A2A2A"/>
           <w:sz w:val="19"/>
         </w:rPr>
-        <w:t>HSC — Business Studies, Khulna Public College (2009–2011); SSC — Business Studies, Mongla Bandar Secondary School (1999–2009)</w:t>
+        <w:t>HSC — Business Studies, Khulna Public College (2009–2011); SSC — Business Studies, Mongla Bandar Secondary School</w:t>
       </w:r>
     </w:p>
     <w:p>
